--- a/Enhanced User Security with SUDO.docx
+++ b/Enhanced User Security with SUDO.docx
@@ -351,7 +351,7 @@
           <w:szCs w:val="40"/>
         </w:rPr>
         <w:drawing>
-          <wp:inline distT="0" distB="0" distL="0" distR="0" wp14:anchorId="7EFAEE29" wp14:editId="5194633A">
+          <wp:inline distT="0" distB="0" distL="0" distR="0" wp14:anchorId="7EFAEE29" wp14:editId="35A3C1F9">
             <wp:extent cx="5943600" cy="1529715"/>
             <wp:effectExtent l="0" t="0" r="0" b="0"/>
             <wp:docPr id="1700068928" name="Picture 4"/>
@@ -1064,7 +1064,7 @@
           <w:szCs w:val="40"/>
         </w:rPr>
         <w:drawing>
-          <wp:inline distT="0" distB="0" distL="0" distR="0" wp14:anchorId="004154C1" wp14:editId="521A2F46">
+          <wp:inline distT="0" distB="0" distL="0" distR="0" wp14:anchorId="004154C1" wp14:editId="40B9DEC3">
             <wp:extent cx="5943600" cy="3103880"/>
             <wp:effectExtent l="0" t="0" r="0" b="1270"/>
             <wp:docPr id="709486935" name="Picture 14"/>
@@ -1159,6 +1159,214 @@
               </a:graphicData>
             </a:graphic>
           </wp:inline>
+        </w:drawing>
+      </w:r>
+    </w:p>
+    <w:p>
+      <w:pPr>
+        <w:rPr>
+          <w:sz w:val="40"/>
+          <w:szCs w:val="40"/>
+        </w:rPr>
+      </w:pPr>
+      <w:r>
+        <w:rPr>
+          <w:b/>
+          <w:bCs/>
+          <w:sz w:val="40"/>
+          <w:szCs w:val="40"/>
+        </w:rPr>
+        <w:lastRenderedPageBreak/>
+        <w:t>5.</w:t>
+      </w:r>
+      <w:r>
+        <w:rPr>
+          <w:sz w:val="40"/>
+          <w:szCs w:val="40"/>
+        </w:rPr>
+        <w:t>Use ChatGPT to generate a sample /</w:t>
+      </w:r>
+      <w:proofErr w:type="spellStart"/>
+      <w:r>
+        <w:rPr>
+          <w:sz w:val="40"/>
+          <w:szCs w:val="40"/>
+        </w:rPr>
+        <w:t>etc</w:t>
+      </w:r>
+      <w:proofErr w:type="spellEnd"/>
+      <w:r>
+        <w:rPr>
+          <w:sz w:val="40"/>
+          <w:szCs w:val="40"/>
+        </w:rPr>
+        <w:t>/</w:t>
+      </w:r>
+      <w:proofErr w:type="spellStart"/>
+      <w:r>
+        <w:rPr>
+          <w:sz w:val="40"/>
+          <w:szCs w:val="40"/>
+        </w:rPr>
+        <w:t>sudoers</w:t>
+      </w:r>
+      <w:proofErr w:type="spellEnd"/>
+      <w:r>
+        <w:rPr>
+          <w:sz w:val="40"/>
+          <w:szCs w:val="40"/>
+        </w:rPr>
+        <w:t xml:space="preserve"> entry that allows a user called </w:t>
+      </w:r>
+      <w:proofErr w:type="spellStart"/>
+      <w:r>
+        <w:rPr>
+          <w:sz w:val="40"/>
+          <w:szCs w:val="40"/>
+        </w:rPr>
+        <w:t>movieadmin</w:t>
+      </w:r>
+      <w:proofErr w:type="spellEnd"/>
+      <w:r>
+        <w:rPr>
+          <w:sz w:val="40"/>
+          <w:szCs w:val="40"/>
+        </w:rPr>
+        <w:t xml:space="preserve"> to run all commands as root except for shutting down or rebooting the system. Copy the AI's suggestion, test it on your system, and write one line about whether it worked as expected.</w:t>
+      </w:r>
+    </w:p>
+    <w:p>
+      <w:pPr>
+        <w:rPr>
+          <w:sz w:val="40"/>
+          <w:szCs w:val="40"/>
+        </w:rPr>
+      </w:pPr>
+      <w:r>
+        <w:rPr>
+          <w:noProof/>
+          <w:sz w:val="40"/>
+          <w:szCs w:val="40"/>
+        </w:rPr>
+        <w:drawing>
+          <wp:anchor distT="0" distB="0" distL="114300" distR="114300" simplePos="0" relativeHeight="251660288" behindDoc="0" locked="0" layoutInCell="1" allowOverlap="1" wp14:anchorId="6F5E8A51" wp14:editId="17A7093B">
+            <wp:simplePos x="0" y="0"/>
+            <wp:positionH relativeFrom="margin">
+              <wp:posOffset>-782</wp:posOffset>
+            </wp:positionH>
+            <wp:positionV relativeFrom="paragraph">
+              <wp:posOffset>456125</wp:posOffset>
+            </wp:positionV>
+            <wp:extent cx="3063240" cy="457200"/>
+            <wp:effectExtent l="0" t="0" r="3810" b="0"/>
+            <wp:wrapTopAndBottom/>
+            <wp:docPr id="1949684983" name="Picture 1"/>
+            <wp:cNvGraphicFramePr>
+              <a:graphicFrameLocks xmlns:a="http://schemas.openxmlformats.org/drawingml/2006/main" noChangeAspect="1"/>
+            </wp:cNvGraphicFramePr>
+            <a:graphic xmlns:a="http://schemas.openxmlformats.org/drawingml/2006/main">
+              <a:graphicData uri="http://schemas.openxmlformats.org/drawingml/2006/picture">
+                <pic:pic xmlns:pic="http://schemas.openxmlformats.org/drawingml/2006/picture">
+                  <pic:nvPicPr>
+                    <pic:cNvPr id="1949684983" name="Picture 1949684983"/>
+                    <pic:cNvPicPr/>
+                  </pic:nvPicPr>
+                  <pic:blipFill>
+                    <a:blip r:embed="rId16">
+                      <a:extLst>
+                        <a:ext uri="{28A0092B-C50C-407E-A947-70E740481C1C}">
+                          <a14:useLocalDpi xmlns:a14="http://schemas.microsoft.com/office/drawing/2010/main" val="0"/>
+                        </a:ext>
+                      </a:extLst>
+                    </a:blip>
+                    <a:stretch>
+                      <a:fillRect/>
+                    </a:stretch>
+                  </pic:blipFill>
+                  <pic:spPr>
+                    <a:xfrm>
+                      <a:off x="0" y="0"/>
+                      <a:ext cx="3063240" cy="457200"/>
+                    </a:xfrm>
+                    <a:prstGeom prst="rect">
+                      <a:avLst/>
+                    </a:prstGeom>
+                  </pic:spPr>
+                </pic:pic>
+              </a:graphicData>
+            </a:graphic>
+          </wp:anchor>
+        </w:drawing>
+      </w:r>
+      <w:r>
+        <w:rPr>
+          <w:sz w:val="40"/>
+          <w:szCs w:val="40"/>
+        </w:rPr>
+        <w:sym w:font="Wingdings" w:char="F0E0"/>
+      </w:r>
+    </w:p>
+    <w:p>
+      <w:pPr>
+        <w:rPr>
+          <w:sz w:val="40"/>
+          <w:szCs w:val="40"/>
+        </w:rPr>
+      </w:pPr>
+      <w:r>
+        <w:rPr>
+          <w:noProof/>
+          <w:sz w:val="40"/>
+          <w:szCs w:val="40"/>
+        </w:rPr>
+        <w:drawing>
+          <wp:anchor distT="0" distB="0" distL="114300" distR="114300" simplePos="0" relativeHeight="251659264" behindDoc="0" locked="0" layoutInCell="1" allowOverlap="1" wp14:anchorId="5A5A4455" wp14:editId="7E19D97F">
+            <wp:simplePos x="0" y="0"/>
+            <wp:positionH relativeFrom="margin">
+              <wp:align>right</wp:align>
+            </wp:positionH>
+            <wp:positionV relativeFrom="paragraph">
+              <wp:posOffset>856175</wp:posOffset>
+            </wp:positionV>
+            <wp:extent cx="5943600" cy="974725"/>
+            <wp:effectExtent l="0" t="0" r="0" b="0"/>
+            <wp:wrapTopAndBottom/>
+            <wp:docPr id="2073826114" name="Picture 2"/>
+            <wp:cNvGraphicFramePr>
+              <a:graphicFrameLocks xmlns:a="http://schemas.openxmlformats.org/drawingml/2006/main" noChangeAspect="1"/>
+            </wp:cNvGraphicFramePr>
+            <a:graphic xmlns:a="http://schemas.openxmlformats.org/drawingml/2006/main">
+              <a:graphicData uri="http://schemas.openxmlformats.org/drawingml/2006/picture">
+                <pic:pic xmlns:pic="http://schemas.openxmlformats.org/drawingml/2006/picture">
+                  <pic:nvPicPr>
+                    <pic:cNvPr id="2073826114" name="Picture 2073826114"/>
+                    <pic:cNvPicPr/>
+                  </pic:nvPicPr>
+                  <pic:blipFill>
+                    <a:blip r:embed="rId17" cstate="print">
+                      <a:extLst>
+                        <a:ext uri="{28A0092B-C50C-407E-A947-70E740481C1C}">
+                          <a14:useLocalDpi xmlns:a14="http://schemas.microsoft.com/office/drawing/2010/main" val="0"/>
+                        </a:ext>
+                      </a:extLst>
+                    </a:blip>
+                    <a:stretch>
+                      <a:fillRect/>
+                    </a:stretch>
+                  </pic:blipFill>
+                  <pic:spPr>
+                    <a:xfrm>
+                      <a:off x="0" y="0"/>
+                      <a:ext cx="5943600" cy="974725"/>
+                    </a:xfrm>
+                    <a:prstGeom prst="rect">
+                      <a:avLst/>
+                    </a:prstGeom>
+                  </pic:spPr>
+                </pic:pic>
+              </a:graphicData>
+            </a:graphic>
+          </wp:anchor>
         </w:drawing>
       </w:r>
     </w:p>
